--- a/Система/Созыкин/3 - терминология сетей.docx
+++ b/Система/Созыкин/3 - терминология сетей.docx
@@ -988,7 +988,15 @@
       </w:pPr>
       <w:r>
         <w:rPr/>
-        <w:t>Это средство виртуального общения между уровнями. Между уровнями, которые непосредственно не подключаются к среде передачи данных нет никакого соединения. По этому получить что-то от уровня, который находится на другом устройстве нет никакой возможности, кроме как записать это в заголовок. По этому проток реализуется именно через заголовки сообщений.</w:t>
+        <w:t>Это средство виртуального общения между уровнями. Между уровнями, которые непосредственно не подключаются к среде передачи данных нет никакого соединения. По этому получить что-то от уровня, который находится на другом устройстве нет никакой возможности, кроме как записать это в заголовок. По этому проток</w:t>
+      </w:r>
+      <w:r>
+        <w:rPr/>
+        <w:t>ол</w:t>
+      </w:r>
+      <w:r>
+        <w:rPr/>
+        <w:t xml:space="preserve"> реализуется именно через заголовки сообщений.</w:t>
       </w:r>
     </w:p>
     <w:p>
@@ -1448,6 +1456,7 @@
     <w:rsid w:val="00b915b7"/>
     <w:pPr>
       <w:widowControl/>
+      <w:suppressAutoHyphens w:val="true"/>
       <w:bidi w:val="0"/>
       <w:spacing w:lineRule="auto" w:line="240" w:before="0" w:after="160"/>
       <w:jc w:val="left"/>
